--- a/templates/EPC_Template.docx
+++ b/templates/EPC_Template.docx
@@ -3419,14 +3419,7 @@
           <w:rFonts w:ascii="Calibri" w:hAnsi="Calibri"/>
           <w:color w:val="000000"/>
         </w:rPr>
-        <w:t xml:space="preserve"> </w:t>
-      </w:r>
-      <w:r>
-        <w:rPr>
-          <w:rFonts w:ascii="Calibri" w:hAnsi="Calibri"/>
-          <w:color w:val="000000"/>
-        </w:rPr>
-        <w:t xml:space="preserve">                               </w:t>
+        <w:t xml:space="preserve">                             </w:t>
       </w:r>
       <w:r>
         <w:rPr>
@@ -3477,7 +3470,7 @@
           <w:rFonts w:ascii="Calibri" w:hAnsi="Calibri"/>
           <w:noProof/>
         </w:rPr>
-        <w:t>November 6, 2025</w:t>
+        <w:t>December 17, 2025</w:t>
       </w:r>
       <w:r>
         <w:rPr>
@@ -12865,7 +12858,7 @@
         <v:path o:extrusionok="f" gradientshapeok="t" o:connecttype="rect"/>
         <o:lock v:ext="edit" aspectratio="t"/>
       </v:shapetype>
-      <v:shape id="_x0000_i1028" type="#_x0000_t75" style="width:11.5pt;height:11.5pt" o:bullet="t">
+      <v:shape id="_x0000_i1029" type="#_x0000_t75" style="width:11.5pt;height:11.5pt" o:bullet="t">
         <v:imagedata r:id="rId1" o:title="mso11AA"/>
       </v:shape>
     </w:pict>
@@ -20090,7 +20083,7 @@
 </file>
 
 <file path=customXml/itemProps2.xml><?xml version="1.0" encoding="utf-8"?>
-<ds:datastoreItem xmlns:ds="http://schemas.openxmlformats.org/officeDocument/2006/customXml" ds:itemID="{920DD6D3-90E1-44DD-81B3-53D2E1DA7EC9}">
+<ds:datastoreItem xmlns:ds="http://schemas.openxmlformats.org/officeDocument/2006/customXml" ds:itemID="{240E71EB-6BC9-42F9-B93A-E4638602F3B0}">
   <ds:schemaRefs>
     <ds:schemaRef ds:uri="http://schemas.openxmlformats.org/officeDocument/2006/bibliography"/>
   </ds:schemaRefs>
